--- a/FW670/Occupancy in person board work.docx
+++ b/FW670/Occupancy in person board work.docx
@@ -1,6 +1,6 @@
 
 <file path=word/document.xml><?xml version="1.0" encoding="utf-8"?>
-<w:document xmlns:wpc="http://schemas.microsoft.com/office/word/2010/wordprocessingCanvas" xmlns:cx="http://schemas.microsoft.com/office/drawing/2014/chartex" xmlns:cx1="http://schemas.microsoft.com/office/drawing/2015/9/8/chartex" xmlns:cx2="http://schemas.microsoft.com/office/drawing/2015/10/21/chartex" xmlns:cx3="http://schemas.microsoft.com/office/drawing/2016/5/9/chartex" xmlns:cx4="http://schemas.microsoft.com/office/drawing/2016/5/10/chartex" xmlns:cx5="http://schemas.microsoft.com/office/drawing/2016/5/11/chartex" xmlns:cx6="http://schemas.microsoft.com/office/drawing/2016/5/12/chartex" xmlns:cx7="http://schemas.microsoft.com/office/drawing/2016/5/13/chartex" xmlns:cx8="http://schemas.microsoft.com/office/drawing/2016/5/14/chartex" xmlns:mc="http://schemas.openxmlformats.org/markup-compatibility/2006" xmlns:aink="http://schemas.microsoft.com/office/drawing/2016/ink" xmlns:am3d="http://schemas.microsoft.com/office/drawing/2017/model3d" xmlns:o="urn:schemas-microsoft-com:office:office" xmlns:oel="http://schemas.microsoft.com/office/2019/extlst" xmlns:r="http://schemas.openxmlformats.org/officeDocument/2006/relationships" xmlns:m="http://schemas.openxmlformats.org/officeDocument/2006/math" xmlns:v="urn:schemas-microsoft-com:vml" xmlns:wp14="http://schemas.microsoft.com/office/word/2010/wordprocessingDrawing" xmlns:wp="http://schemas.openxmlformats.org/drawingml/2006/wordprocessingDrawing" xmlns:w10="urn:schemas-microsoft-com:office:word" xmlns:w="http://schemas.openxmlformats.org/wordprocessingml/2006/main" xmlns:w14="http://schemas.microsoft.com/office/word/2010/wordml" xmlns:w15="http://schemas.microsoft.com/office/word/2012/wordml" xmlns:w16cex="http://schemas.microsoft.com/office/word/2018/wordml/cex" xmlns:w16cid="http://schemas.microsoft.com/office/word/2016/wordml/cid" xmlns:w16="http://schemas.microsoft.com/office/word/2018/wordml" xmlns:w16du="http://schemas.microsoft.com/office/word/2023/wordml/word16du" xmlns:w16sdtdh="http://schemas.microsoft.com/office/word/2020/wordml/sdtdatahash" xmlns:w16sdtfl="http://schemas.microsoft.com/office/word/2024/wordml/sdtformatlock" xmlns:w16se="http://schemas.microsoft.com/office/word/2015/wordml/symex" xmlns:wpg="http://schemas.microsoft.com/office/word/2010/wordprocessingGroup" xmlns:wpi="http://schemas.microsoft.com/office/word/2010/wordprocessingInk" xmlns:wne="http://schemas.microsoft.com/office/word/2006/wordml" xmlns:wps="http://schemas.microsoft.com/office/word/2010/wordprocessingShape" mc:Ignorable="w14 w15 w16se w16cid w16 w16cex w16sdtdh w16sdtfl w16du wp14">
+<w:document xmlns:wpc="http://schemas.microsoft.com/office/word/2010/wordprocessingCanvas" xmlns:cx="http://schemas.microsoft.com/office/drawing/2014/chartex" xmlns:cx1="http://schemas.microsoft.com/office/drawing/2015/9/8/chartex" xmlns:cx2="http://schemas.microsoft.com/office/drawing/2015/10/21/chartex" xmlns:cx3="http://schemas.microsoft.com/office/drawing/2016/5/9/chartex" xmlns:cx4="http://schemas.microsoft.com/office/drawing/2016/5/10/chartex" xmlns:cx5="http://schemas.microsoft.com/office/drawing/2016/5/11/chartex" xmlns:cx6="http://schemas.microsoft.com/office/drawing/2016/5/12/chartex" xmlns:cx7="http://schemas.microsoft.com/office/drawing/2016/5/13/chartex" xmlns:cx8="http://schemas.microsoft.com/office/drawing/2016/5/14/chartex" xmlns:mc="http://schemas.openxmlformats.org/markup-compatibility/2006" xmlns:aink="http://schemas.microsoft.com/office/drawing/2016/ink" xmlns:am3d="http://schemas.microsoft.com/office/drawing/2017/model3d" xmlns:o="urn:schemas-microsoft-com:office:office" xmlns:oel="http://schemas.microsoft.com/office/2019/extlst" xmlns:r="http://schemas.openxmlformats.org/officeDocument/2006/relationships" xmlns:m="http://schemas.openxmlformats.org/officeDocument/2006/math" xmlns:v="urn:schemas-microsoft-com:vml" xmlns:wp14="http://schemas.microsoft.com/office/word/2010/wordprocessingDrawing" xmlns:wp="http://schemas.openxmlformats.org/drawingml/2006/wordprocessingDrawing" xmlns:w10="urn:schemas-microsoft-com:office:word" xmlns:w="http://schemas.openxmlformats.org/wordprocessingml/2006/main" xmlns:w14="http://schemas.microsoft.com/office/word/2010/wordml" xmlns:w15="http://schemas.microsoft.com/office/word/2012/wordml" xmlns:w16cex="http://schemas.microsoft.com/office/word/2018/wordml/cex" xmlns:w16cid="http://schemas.microsoft.com/office/word/2016/wordml/cid" xmlns:w16="http://schemas.microsoft.com/office/word/2018/wordml" xmlns:w16sdtdh="http://schemas.microsoft.com/office/word/2020/wordml/sdtdatahash" xmlns:w16se="http://schemas.microsoft.com/office/word/2015/wordml/symex" xmlns:wpg="http://schemas.microsoft.com/office/word/2010/wordprocessingGroup" xmlns:wpi="http://schemas.microsoft.com/office/word/2010/wordprocessingInk" xmlns:wne="http://schemas.microsoft.com/office/word/2006/wordml" xmlns:wps="http://schemas.microsoft.com/office/word/2010/wordprocessingShape" mc:Ignorable="w14 w15 w16se w16cid w16 w16cex w16sdtdh wp14">
   <w:body>
     <w:p>
       <w:r>
@@ -15,15 +15,7 @@
     </w:p>
     <w:p>
       <w:r>
-        <w:t>Then what happens when consistent under detection at all levels of habitat covariate</w:t>
-      </w:r>
-      <w:proofErr w:type="gramStart"/>
-      <w:r>
-        <w:t>….draw</w:t>
-      </w:r>
-      <w:proofErr w:type="gramEnd"/>
-      <w:r>
-        <w:t xml:space="preserve"> red line.</w:t>
+        <w:t>Then what happens when consistent under detection at all levels of habitat covariate….draw red line.</w:t>
       </w:r>
     </w:p>
     <w:p>
@@ -104,11 +96,12 @@
       </w:r>
     </w:p>
     <w:p>
-      <w:proofErr w:type="spellStart"/>
-      <w:r>
-        <w:t>logis</w:t>
-      </w:r>
-      <w:proofErr w:type="spellEnd"/>
+      <w:r>
+        <w:t>logi</w:t>
+      </w:r>
+      <w:r>
+        <w:t>t</w:t>
+      </w:r>
       <w:r>
         <w:t>(</w:t>
       </w:r>
@@ -124,29 +117,13 @@
     <w:p/>
     <w:p>
       <w:r>
-        <w:t xml:space="preserve">draw vector of data. What could we get to help us separate out the detection </w:t>
-      </w:r>
-      <w:proofErr w:type="gramStart"/>
-      <w:r>
-        <w:t>an</w:t>
-      </w:r>
-      <w:proofErr w:type="gramEnd"/>
-      <w:r>
-        <w:t xml:space="preserve"> occupancy information.  Replicates! Add more information showing under detection. Point at the information</w:t>
+        <w:t>draw vector of data. What could we get to help us separate out the detection an occupancy information.  Replicates! Add more information showing under detection. Point at the information</w:t>
       </w:r>
     </w:p>
     <w:p/>
     <w:p>
       <w:r>
-        <w:t xml:space="preserve">Then draw </w:t>
-      </w:r>
-      <w:proofErr w:type="gramStart"/>
-      <w:r>
-        <w:t>model</w:t>
-      </w:r>
-      <w:proofErr w:type="gramEnd"/>
-      <w:r>
-        <w:t>.</w:t>
+        <w:t>Then draw model.</w:t>
       </w:r>
     </w:p>
     <w:p>
@@ -171,23 +148,13 @@
         <w:t>p_i</w:t>
       </w:r>
       <w:proofErr w:type="spellEnd"/>
-      <w:proofErr w:type="gramStart"/>
-      <w:r>
-        <w:t>) ;</w:t>
-      </w:r>
-      <w:proofErr w:type="gramEnd"/>
-      <w:r>
-        <w:t xml:space="preserve"> observation/data process</w:t>
-      </w:r>
-    </w:p>
-    <w:p>
-      <w:proofErr w:type="spellStart"/>
-      <w:r>
-        <w:t>Z_i</w:t>
-      </w:r>
-      <w:proofErr w:type="spellEnd"/>
-      <w:r>
-        <w:t xml:space="preserve"> ~ </w:t>
+      <w:r>
+        <w:t>) ; observation/data process</w:t>
+      </w:r>
+    </w:p>
+    <w:p>
+      <w:r>
+        <w:t xml:space="preserve">Z_i ~ </w:t>
       </w:r>
       <w:proofErr w:type="spellStart"/>
       <w:r>
@@ -202,13 +169,8 @@
         <w:t>psi_i</w:t>
       </w:r>
       <w:proofErr w:type="spellEnd"/>
-      <w:proofErr w:type="gramStart"/>
-      <w:r>
-        <w:t>) ;</w:t>
-      </w:r>
-      <w:proofErr w:type="gramEnd"/>
-      <w:r>
-        <w:t xml:space="preserve"> process model</w:t>
+      <w:r>
+        <w:t>) ; process model</w:t>
       </w:r>
     </w:p>
     <w:p>
@@ -221,15 +183,7 @@
         <w:t xml:space="preserve">A hierarchical model conditions </w:t>
       </w:r>
       <w:r>
-        <w:t xml:space="preserve">on some part of the model, specifically unobserved quantities. Notice that there is an unknown on the left side of the equation. This is a clue that it is hierarchical. </w:t>
-      </w:r>
-      <w:proofErr w:type="gramStart"/>
-      <w:r>
-        <w:t>But yet</w:t>
-      </w:r>
-      <w:proofErr w:type="gramEnd"/>
-      <w:r>
-        <w:t xml:space="preserve">, we could make this more explicit, </w:t>
+        <w:t xml:space="preserve">on some part of the model, specifically unobserved quantities. Notice that there is an unknown on the left side of the equation. This is a clue that it is hierarchical. But yet, we could make this more explicit, </w:t>
       </w:r>
     </w:p>
     <w:p>
@@ -238,19 +192,11 @@
       </w:r>
       <w:proofErr w:type="spellStart"/>
       <w:r>
-        <w:t>y_ij|z_</w:t>
-      </w:r>
-      <w:proofErr w:type="gramStart"/>
-      <w:r>
-        <w:t>i</w:t>
-      </w:r>
-      <w:proofErr w:type="spellEnd"/>
-      <w:r>
-        <w:t>]~</w:t>
-      </w:r>
-      <w:proofErr w:type="gramEnd"/>
-      <w:r>
-        <w:t xml:space="preserve"> Bernoulli (</w:t>
+        <w:t>y_ij|z_i</w:t>
+      </w:r>
+      <w:proofErr w:type="spellEnd"/>
+      <w:r>
+        <w:t>]~ Bernoulli (</w:t>
       </w:r>
       <w:proofErr w:type="spellStart"/>
       <w:r>
@@ -276,15 +222,7 @@
       </w:r>
       <w:proofErr w:type="spellEnd"/>
       <w:r>
-        <w:t xml:space="preserve"> ~ </w:t>
-      </w:r>
-      <w:proofErr w:type="gramStart"/>
-      <w:r>
-        <w:t>{ 0</w:t>
-      </w:r>
-      <w:proofErr w:type="gramEnd"/>
-      <w:r>
-        <w:t xml:space="preserve">, </w:t>
+        <w:t xml:space="preserve"> ~ { 0, </w:t>
       </w:r>
       <w:proofErr w:type="spellStart"/>
       <w:r>
@@ -396,7 +334,7 @@
 </file>
 
 <file path=word/styles.xml><?xml version="1.0" encoding="utf-8"?>
-<w:styles xmlns:mc="http://schemas.openxmlformats.org/markup-compatibility/2006" xmlns:r="http://schemas.openxmlformats.org/officeDocument/2006/relationships" xmlns:w="http://schemas.openxmlformats.org/wordprocessingml/2006/main" xmlns:w14="http://schemas.microsoft.com/office/word/2010/wordml" xmlns:w15="http://schemas.microsoft.com/office/word/2012/wordml" xmlns:w16cex="http://schemas.microsoft.com/office/word/2018/wordml/cex" xmlns:w16cid="http://schemas.microsoft.com/office/word/2016/wordml/cid" xmlns:w16="http://schemas.microsoft.com/office/word/2018/wordml" xmlns:w16du="http://schemas.microsoft.com/office/word/2023/wordml/word16du" xmlns:w16sdtdh="http://schemas.microsoft.com/office/word/2020/wordml/sdtdatahash" xmlns:w16sdtfl="http://schemas.microsoft.com/office/word/2024/wordml/sdtformatlock" xmlns:w16se="http://schemas.microsoft.com/office/word/2015/wordml/symex" mc:Ignorable="w14 w15 w16se w16cid w16 w16cex w16sdtdh w16sdtfl w16du">
+<w:styles xmlns:mc="http://schemas.openxmlformats.org/markup-compatibility/2006" xmlns:r="http://schemas.openxmlformats.org/officeDocument/2006/relationships" xmlns:w="http://schemas.openxmlformats.org/wordprocessingml/2006/main" xmlns:w14="http://schemas.microsoft.com/office/word/2010/wordml" xmlns:w15="http://schemas.microsoft.com/office/word/2012/wordml" xmlns:w16cex="http://schemas.microsoft.com/office/word/2018/wordml/cex" xmlns:w16cid="http://schemas.microsoft.com/office/word/2016/wordml/cid" xmlns:w16="http://schemas.microsoft.com/office/word/2018/wordml" xmlns:w16sdtdh="http://schemas.microsoft.com/office/word/2020/wordml/sdtdatahash" xmlns:w16se="http://schemas.microsoft.com/office/word/2015/wordml/symex" mc:Ignorable="w14 w15 w16se w16cid w16 w16cex w16sdtdh">
   <w:docDefaults>
     <w:rPrDefault>
       <w:rPr>
